--- a/kits/redcap-xlsform/templates/delivery_note.docx
+++ b/kits/redcap-xlsform/templates/delivery_note.docx
@@ -1115,7 +1115,7 @@
     </w:p>
     <w:p>
       <w:r>
-        <w:t>You need Python 3.9 or newer; no extra packages. Export your data from REDCap as "CSV / Microsoft Excel (raw data)", then run:</w:t>
+        <w:t>You need Python 3.9 or newer; no extra packages. Keep clean_export.py, redcap_dictionary.py and redcap_logic.py in one folder. Export your data from REDCap as "CSV / Microsoft Excel (raw data)", then run:</w:t>
       </w:r>
     </w:p>
     <w:p>
